--- a/PARTE TERZA_DI CARO/LAB2_TNL3/Relazione _LAB2.docx
+++ b/PARTE TERZA_DI CARO/LAB2_TNL3/Relazione _LAB2.docx
@@ -16,7 +16,7 @@
           <w:lang w:eastAsia="it-IT"/>
         </w:rPr>
         <w:drawing>
-          <wp:anchor distT="0" distB="0" distL="114300" distR="114300" simplePos="0" relativeHeight="251659264" behindDoc="0" locked="0" layoutInCell="1" allowOverlap="1" wp14:anchorId="6A975F5F" wp14:editId="5324AA9D">
+          <wp:anchor distT="0" distB="0" distL="114300" distR="114300" simplePos="0" relativeHeight="251659264" behindDoc="0" locked="0" layoutInCell="1" allowOverlap="1" wp14:anchorId="6A975F5F" wp14:editId="760F3493">
             <wp:simplePos x="0" y="0"/>
             <wp:positionH relativeFrom="margin">
               <wp:align>center</wp:align>
@@ -470,7 +470,7 @@
     <w:p>
       <w:pPr>
         <w:pStyle w:val="Paragrafoelenco"/>
-        <w:ind w:left="360"/>
+        <w:ind w:left="0"/>
         <w:jc w:val="both"/>
         <w:rPr>
           <w:rFonts w:ascii="Times New Roman" w:hAnsi="Times New Roman" w:cs="Times New Roman"/>
@@ -634,6 +634,9 @@
     </w:p>
     <w:p>
       <w:pPr>
+        <w:tabs>
+          <w:tab w:val="left" w:pos="7308"/>
+        </w:tabs>
         <w:spacing w:line="240" w:lineRule="auto"/>
         <w:ind w:left="708"/>
         <w:jc w:val="both"/>
@@ -671,6 +674,15 @@
         </w:rPr>
         <w:t xml:space="preserve"> (astratto / specifico) </w:t>
       </w:r>
+      <w:r>
+        <w:rPr>
+          <w:rFonts w:ascii="Times New Roman" w:hAnsi="Times New Roman" w:cs="Times New Roman"/>
+          <w:bCs/>
+          <w:sz w:val="24"/>
+          <w:szCs w:val="24"/>
+        </w:rPr>
+        <w:tab/>
+      </w:r>
     </w:p>
     <w:p>
       <w:pPr>
@@ -716,7 +728,7 @@
     <w:p>
       <w:pPr>
         <w:pStyle w:val="Paragrafoelenco"/>
-        <w:ind w:left="360"/>
+        <w:ind w:left="0"/>
         <w:jc w:val="both"/>
         <w:rPr>
           <w:rFonts w:ascii="Times New Roman" w:hAnsi="Times New Roman" w:cs="Times New Roman"/>
@@ -877,23 +889,18 @@
     </w:p>
     <w:p>
       <w:pPr>
-        <w:pStyle w:val="Paragrafoelenco"/>
-        <w:ind w:left="360"/>
-        <w:jc w:val="both"/>
-        <w:rPr>
-          <w:rFonts w:ascii="Times New Roman" w:hAnsi="Times New Roman" w:cs="Times New Roman"/>
-          <w:bCs/>
-          <w:sz w:val="24"/>
-          <w:szCs w:val="24"/>
-        </w:rPr>
-      </w:pPr>
-      <w:r>
-        <w:rPr>
-          <w:rFonts w:ascii="Times New Roman" w:hAnsi="Times New Roman" w:cs="Times New Roman"/>
-          <w:b/>
+        <w:rPr>
           <w:sz w:val="28"/>
           <w:szCs w:val="28"/>
         </w:rPr>
+      </w:pPr>
+      <w:r>
+        <w:rPr>
+          <w:rFonts w:ascii="Times New Roman" w:hAnsi="Times New Roman" w:cs="Times New Roman"/>
+          <w:bCs/>
+          <w:sz w:val="24"/>
+          <w:szCs w:val="24"/>
+        </w:rPr>
         <w:t xml:space="preserve">     </w:t>
       </w:r>
       <w:r>
@@ -903,25 +910,7 @@
           <w:sz w:val="24"/>
           <w:szCs w:val="24"/>
         </w:rPr>
-        <w:t xml:space="preserve">Il codice è diviso in </w:t>
-      </w:r>
-      <w:r>
-        <w:rPr>
-          <w:rFonts w:ascii="Times New Roman" w:hAnsi="Times New Roman" w:cs="Times New Roman"/>
-          <w:bCs/>
-          <w:sz w:val="24"/>
-          <w:szCs w:val="24"/>
-        </w:rPr>
-        <w:t>4</w:t>
-      </w:r>
-      <w:r>
-        <w:rPr>
-          <w:rFonts w:ascii="Times New Roman" w:hAnsi="Times New Roman" w:cs="Times New Roman"/>
-          <w:bCs/>
-          <w:sz w:val="24"/>
-          <w:szCs w:val="24"/>
-        </w:rPr>
-        <w:t xml:space="preserve"> file:</w:t>
+        <w:t>Il codice è diviso in 4 file:</w:t>
       </w:r>
     </w:p>
     <w:p>
@@ -1551,7 +1540,7 @@
           <w:sz w:val="24"/>
           <w:szCs w:val="24"/>
         </w:rPr>
-        <w:t xml:space="preserve">questo metodo calcola la similarità tra le definizioni associate a ciascun concetto, utilizzando come  criterio il confronto tra le parole contenute nelle definizioni stesse. Per ogni concetto presente nel dizionario, le definizioni vengono confrontate tra loro a coppie. Più precisamente, viene calcolata la similarità di Jaccard, che misura il rapporto tra le parole comuni e il totale delle parole usate nelle due definizioni. Se due definizioni condividono molte parole, saranno considerate simili. Il risultato del confronto tra tutte le coppie di definizioni viene organizzato in una matrice di similarità, in cui ogni cella indica il grado di somiglianza tra una definizione e un’altra. Da questa matrice viene poi calcolata la media delle </w:t>
+        <w:t xml:space="preserve">questo metodo calcola la similarità tra le definizioni associate a ciascun concetto, utilizzando come  criterio il confronto tra le parole contenute nelle definizioni stesse. Per ogni concetto presente nel dizionario, le definizioni vengono confrontate tra loro a coppie. Più precisamente, viene calcolata la similarità di Jaccard, che misura il rapporto tra le parole comuni e il totale delle parole usate nelle due definizioni. Se due definizioni condividono molte parole, saranno considerate simili. Il risultato del confronto tra tutte le coppie di definizioni viene organizzato in una matrice di similarità, in cui ogni cella indica il grado di somiglianza tra una </w:t>
       </w:r>
       <w:r>
         <w:rPr>
@@ -1561,7 +1550,7 @@
           <w:szCs w:val="24"/>
         </w:rPr>
         <w:lastRenderedPageBreak/>
-        <w:t xml:space="preserve">similarità, ignorando i confronti tra una definizione e sé stessa (che sono sempre uguali a 1). Infine, per ogni concetto, vengono </w:t>
+        <w:t xml:space="preserve">definizione e un’altra. Da questa matrice viene poi calcolata la media delle similarità, ignorando i confronti tra una definizione e sé stessa (che sono sempre uguali a 1). Infine, per ogni concetto, vengono </w:t>
       </w:r>
       <w:r>
         <w:rPr>
@@ -1997,13 +1986,11 @@
           <w:sz w:val="28"/>
           <w:szCs w:val="28"/>
         </w:rPr>
-        <w:lastRenderedPageBreak/>
         <w:t>Risultati ottenuti</w:t>
       </w:r>
     </w:p>
     <w:p>
       <w:pPr>
-        <w:ind w:left="360"/>
         <w:jc w:val="both"/>
         <w:rPr>
           <w:rFonts w:ascii="Times New Roman" w:hAnsi="Times New Roman" w:cs="Times New Roman"/>
@@ -2387,7 +2374,6 @@
           <w:sz w:val="24"/>
           <w:szCs w:val="24"/>
         </w:rPr>
-        <w:lastRenderedPageBreak/>
         <w:drawing>
           <wp:anchor distT="0" distB="0" distL="114300" distR="114300" simplePos="0" relativeHeight="251662336" behindDoc="0" locked="0" layoutInCell="1" allowOverlap="1" wp14:anchorId="41709262" wp14:editId="0256BCA4">
             <wp:simplePos x="0" y="0"/>
@@ -2723,7 +2709,6 @@
           <w:sz w:val="24"/>
           <w:szCs w:val="24"/>
         </w:rPr>
-        <w:lastRenderedPageBreak/>
         <w:t>Similarità Lessicale (SimLex) e Semantica (SimSem)</w:t>
       </w:r>
       <w:r>
@@ -2857,13 +2842,14 @@
           <w:rFonts w:ascii="Consolas" w:hAnsi="Consolas" w:cs="Times New Roman"/>
           <w:b/>
           <w:bCs/>
+          <w:noProof/>
           <w:sz w:val="24"/>
           <w:szCs w:val="24"/>
         </w:rPr>
         <w:drawing>
-          <wp:inline distT="0" distB="0" distL="0" distR="0" wp14:anchorId="12D88FC2" wp14:editId="6C8882DD">
-            <wp:extent cx="5943600" cy="654050"/>
-            <wp:effectExtent l="0" t="0" r="0" b="0"/>
+          <wp:inline distT="0" distB="0" distL="0" distR="0" wp14:anchorId="12D88FC2" wp14:editId="3DA6471F">
+            <wp:extent cx="5882640" cy="647342"/>
+            <wp:effectExtent l="0" t="0" r="3810" b="635"/>
             <wp:docPr id="506978523" name="Immagine 1"/>
             <wp:cNvGraphicFramePr>
               <a:graphicFrameLocks xmlns:a="http://schemas.openxmlformats.org/drawingml/2006/main" noChangeAspect="1"/>
@@ -2884,7 +2870,7 @@
                   <pic:spPr>
                     <a:xfrm>
                       <a:off x="0" y="0"/>
-                      <a:ext cx="5943600" cy="654050"/>
+                      <a:ext cx="5892368" cy="648412"/>
                     </a:xfrm>
                     <a:prstGeom prst="rect">
                       <a:avLst/>
@@ -2969,6 +2955,7 @@
           <w:rFonts w:ascii="Consolas" w:hAnsi="Consolas" w:cs="Times New Roman"/>
           <w:b/>
           <w:bCs/>
+          <w:noProof/>
           <w:sz w:val="24"/>
           <w:szCs w:val="24"/>
         </w:rPr>
@@ -3239,6 +3226,7 @@
       </w:pPr>
       <w:r>
         <w:rPr>
+          <w:noProof/>
           <w:sz w:val="28"/>
           <w:szCs w:val="28"/>
         </w:rPr>
@@ -3318,7 +3306,6 @@
           <w:sz w:val="28"/>
           <w:szCs w:val="28"/>
         </w:rPr>
-        <w:lastRenderedPageBreak/>
         <w:t>Conclusioni</w:t>
       </w:r>
     </w:p>
@@ -3336,7 +3323,7 @@
       <w:pPr>
         <w:pStyle w:val="Paragrafoelenco"/>
         <w:spacing w:before="100" w:beforeAutospacing="1" w:after="100" w:afterAutospacing="1" w:line="240" w:lineRule="auto"/>
-        <w:ind w:left="360"/>
+        <w:ind w:left="0"/>
         <w:jc w:val="both"/>
         <w:rPr>
           <w:rFonts w:ascii="Times New Roman" w:hAnsi="Times New Roman" w:cs="Times New Roman"/>
@@ -3386,7 +3373,7 @@
       <w:pPr>
         <w:pStyle w:val="Paragrafoelenco"/>
         <w:spacing w:before="100" w:beforeAutospacing="1" w:after="100" w:afterAutospacing="1" w:line="240" w:lineRule="auto"/>
-        <w:ind w:left="360"/>
+        <w:ind w:left="0"/>
         <w:jc w:val="both"/>
         <w:rPr>
           <w:rFonts w:ascii="Times New Roman" w:hAnsi="Times New Roman" w:cs="Times New Roman"/>
@@ -3395,6 +3382,15 @@
           <w:szCs w:val="24"/>
         </w:rPr>
       </w:pPr>
+      <w:r>
+        <w:rPr>
+          <w:rFonts w:ascii="Times New Roman" w:hAnsi="Times New Roman" w:cs="Times New Roman"/>
+          <w:bCs/>
+          <w:sz w:val="24"/>
+          <w:szCs w:val="24"/>
+        </w:rPr>
+        <w:t xml:space="preserve">     </w:t>
+      </w:r>
       <w:r>
         <w:rPr>
           <w:rFonts w:ascii="Times New Roman" w:hAnsi="Times New Roman" w:cs="Times New Roman"/>
@@ -3490,7 +3486,7 @@
       <w:pPr>
         <w:pStyle w:val="Paragrafoelenco"/>
         <w:spacing w:before="100" w:beforeAutospacing="1" w:after="100" w:afterAutospacing="1" w:line="240" w:lineRule="auto"/>
-        <w:ind w:left="360"/>
+        <w:ind w:left="0"/>
         <w:jc w:val="both"/>
         <w:rPr>
           <w:rFonts w:ascii="Times New Roman" w:hAnsi="Times New Roman" w:cs="Times New Roman"/>
@@ -3521,7 +3517,8 @@
     <w:p>
       <w:pPr>
         <w:pStyle w:val="Paragrafoelenco"/>
-        <w:ind w:left="360"/>
+        <w:spacing w:before="100" w:beforeAutospacing="1" w:after="100" w:afterAutospacing="1" w:line="240" w:lineRule="auto"/>
+        <w:ind w:left="0"/>
         <w:jc w:val="both"/>
         <w:rPr>
           <w:rFonts w:ascii="Times New Roman" w:hAnsi="Times New Roman" w:cs="Times New Roman"/>
@@ -3588,7 +3585,8 @@
     <w:p>
       <w:pPr>
         <w:pStyle w:val="Paragrafoelenco"/>
-        <w:ind w:left="360"/>
+        <w:spacing w:before="100" w:beforeAutospacing="1" w:after="100" w:afterAutospacing="1" w:line="240" w:lineRule="auto"/>
+        <w:ind w:left="0"/>
         <w:jc w:val="both"/>
         <w:rPr>
           <w:rFonts w:ascii="Times New Roman" w:hAnsi="Times New Roman" w:cs="Times New Roman"/>
@@ -3655,7 +3653,7 @@
     <w:p>
       <w:pPr>
         <w:pStyle w:val="Paragrafoelenco"/>
-        <w:ind w:left="360"/>
+        <w:ind w:left="0"/>
         <w:jc w:val="both"/>
         <w:rPr>
           <w:rFonts w:ascii="Times New Roman" w:hAnsi="Times New Roman" w:cs="Times New Roman"/>
@@ -3704,7 +3702,7 @@
     <w:p>
       <w:pPr>
         <w:pStyle w:val="Paragrafoelenco"/>
-        <w:ind w:left="360"/>
+        <w:ind w:left="0"/>
         <w:jc w:val="both"/>
         <w:rPr>
           <w:rFonts w:ascii="Times New Roman" w:hAnsi="Times New Roman" w:cs="Times New Roman"/>
@@ -3713,6 +3711,15 @@
           <w:szCs w:val="24"/>
         </w:rPr>
       </w:pPr>
+      <w:r>
+        <w:rPr>
+          <w:rFonts w:ascii="Times New Roman" w:hAnsi="Times New Roman" w:cs="Times New Roman"/>
+          <w:bCs/>
+          <w:sz w:val="24"/>
+          <w:szCs w:val="24"/>
+        </w:rPr>
+        <w:t xml:space="preserve">     </w:t>
+      </w:r>
       <w:r>
         <w:rPr>
           <w:rFonts w:ascii="Times New Roman" w:hAnsi="Times New Roman" w:cs="Times New Roman"/>
@@ -3811,13 +3818,7 @@
       <w:rPr>
         <w:rFonts w:ascii="Times New Roman" w:eastAsiaTheme="majorEastAsia" w:hAnsi="Times New Roman" w:cs="Times New Roman"/>
       </w:rPr>
-      <w:t xml:space="preserve">Documentazione </w:t>
-    </w:r>
-    <w:r>
-      <w:rPr>
-        <w:rFonts w:ascii="Times New Roman" w:eastAsiaTheme="majorEastAsia" w:hAnsi="Times New Roman" w:cs="Times New Roman"/>
-      </w:rPr>
-      <w:t>Esercitazioni</w:t>
+      <w:t>Relazione LAB-2</w:t>
     </w:r>
     <w:r>
       <w:rPr>

--- a/PARTE TERZA_DI CARO/LAB2_TNL3/Relazione _LAB2.docx
+++ b/PARTE TERZA_DI CARO/LAB2_TNL3/Relazione _LAB2.docx
@@ -16,7 +16,7 @@
           <w:lang w:eastAsia="it-IT"/>
         </w:rPr>
         <w:drawing>
-          <wp:anchor distT="0" distB="0" distL="114300" distR="114300" simplePos="0" relativeHeight="251659264" behindDoc="0" locked="0" layoutInCell="1" allowOverlap="1" wp14:anchorId="6A975F5F" wp14:editId="760F3493">
+          <wp:anchor distT="0" distB="0" distL="114300" distR="114300" simplePos="0" relativeHeight="251659264" behindDoc="0" locked="0" layoutInCell="1" allowOverlap="1" wp14:anchorId="6A975F5F" wp14:editId="6AAE990E">
             <wp:simplePos x="0" y="0"/>
             <wp:positionH relativeFrom="margin">
               <wp:align>center</wp:align>
@@ -247,6 +247,16 @@
           <w:sz w:val="32"/>
           <w:szCs w:val="32"/>
         </w:rPr>
+        <w:t>I</w:t>
+      </w:r>
+      <w:r>
+        <w:rPr>
+          <w:rFonts w:ascii="Times New Roman" w:hAnsi="Times New Roman" w:cs="Times New Roman"/>
+          <w:b/>
+          <w:bCs/>
+          <w:sz w:val="32"/>
+          <w:szCs w:val="32"/>
+        </w:rPr>
         <w:t>II</w:t>
       </w:r>
       <w:r>
@@ -789,7 +799,25 @@
           <w:sz w:val="24"/>
           <w:szCs w:val="24"/>
         </w:rPr>
-        <w:t xml:space="preserve"> una definizione di un termine sia un’operazione </w:t>
+        <w:t xml:space="preserve"> una definizione di un termine </w:t>
+      </w:r>
+      <w:r>
+        <w:rPr>
+          <w:rFonts w:ascii="Times New Roman" w:hAnsi="Times New Roman" w:cs="Times New Roman"/>
+          <w:bCs/>
+          <w:sz w:val="24"/>
+          <w:szCs w:val="24"/>
+        </w:rPr>
+        <w:t>è</w:t>
+      </w:r>
+      <w:r>
+        <w:rPr>
+          <w:rFonts w:ascii="Times New Roman" w:hAnsi="Times New Roman" w:cs="Times New Roman"/>
+          <w:bCs/>
+          <w:sz w:val="24"/>
+          <w:szCs w:val="24"/>
+        </w:rPr>
+        <w:t xml:space="preserve"> un’operazione </w:t>
       </w:r>
       <w:r>
         <w:rPr>
@@ -807,7 +835,29 @@
           <w:sz w:val="24"/>
           <w:szCs w:val="24"/>
         </w:rPr>
-        <w:t xml:space="preserve"> complessa soprattutto quando il termine ha un significato astratto o generico. Una prima evidenza di questa difficoltà emerge osservando le definizioni annotate: nonostante si riferiscano agli stessi concetti, esse risultano spesso molto eterogenee tra loro.</w:t>
+        <w:t xml:space="preserve"> complessa soprattutto quando il termine ha un significato astratto o generic</w:t>
+      </w:r>
+    </w:p>
+    <w:p>
+      <w:pPr>
+        <w:pStyle w:val="Paragrafoelenco"/>
+        <w:ind w:left="0"/>
+        <w:jc w:val="both"/>
+        <w:rPr>
+          <w:rFonts w:ascii="Times New Roman" w:hAnsi="Times New Roman" w:cs="Times New Roman"/>
+          <w:bCs/>
+          <w:sz w:val="24"/>
+          <w:szCs w:val="24"/>
+        </w:rPr>
+      </w:pPr>
+      <w:r>
+        <w:rPr>
+          <w:rFonts w:ascii="Times New Roman" w:hAnsi="Times New Roman" w:cs="Times New Roman"/>
+          <w:bCs/>
+          <w:sz w:val="24"/>
+          <w:szCs w:val="24"/>
+        </w:rPr>
+        <w:t>o. Una prima evidenza di questa difficoltà emerge osservando le definizioni annotate: nonostante si riferiscano agli stessi concetti, esse risultano spesso molto eterogenee tra loro.</w:t>
       </w:r>
     </w:p>
     <w:p>
@@ -1709,6 +1759,7 @@
           <w:ilvl w:val="0"/>
           <w:numId w:val="48"/>
         </w:numPr>
+        <w:jc w:val="both"/>
         <w:rPr>
           <w:sz w:val="28"/>
           <w:szCs w:val="28"/>
@@ -1750,7 +1801,7 @@
           <w:sz w:val="24"/>
           <w:szCs w:val="24"/>
         </w:rPr>
-        <w:t xml:space="preserve">. A valle della fase di pre-processing precedentemente descritta, il metodo per ciascuna definizione e ciascun lemma, il metodo cerca  il corrispondente vettore nel modello. Se uno o più lemmi appartenenti ad una definizione sono riconosciuti, i rispettivi vettori vengono mediati, producendo così un singolo vettore che rappresenta l’intera frase. In caso contrario, cioè se nessuna parola della frase è contenuta nel vocabolario del modello, la funzione restituisce un vettore di zeri, evitando così errori nell’elaborazione successiva. </w:t>
+        <w:t xml:space="preserve">. A valle della fase di pre-processing precedentemente descritta, per ciascuna definizione e ciascun lemma, il metodo cerca  il corrispondente vettore nel modello. Se uno o più lemmi appartenenti ad una definizione sono riconosciuti, i rispettivi vettori vengono mediati, producendo così un singolo vettore che rappresenta l’intera frase. In caso contrario, cioè se nessuna parola della frase è contenuta nel vocabolario del modello, la funzione restituisce un vettore di zeri, evitando così errori nell’elaborazione successiva. </w:t>
       </w:r>
     </w:p>
     <w:p>
@@ -1804,7 +1855,25 @@
           <w:sz w:val="24"/>
           <w:szCs w:val="24"/>
         </w:rPr>
-        <w:t xml:space="preserve">. Per ogni categoria presente nel dizionario, ne considera tutte le definizioni, associa loro una rappresentazione vettoriale calcolando la media degli embedding delle parole contenute in ciascuna definizione  e costruisce una matrice di similarità coseno tra tutti i vettori ottenuti. Da questa matrice viene poi calcolata la media delle similarità (considerando solo la parte superiore della matrice, per evitare duplicati e autosimilarità), che rappresenta quanto semanticamente simili sono, in media, le definizioni all’interno della categoria. </w:t>
+        <w:t xml:space="preserve">. Per ogni categoria presente nel dizionario, ne considera tutte le definizioni, associa loro una rappresentazione vettoriale </w:t>
+      </w:r>
+      <w:r>
+        <w:rPr>
+          <w:rFonts w:ascii="Times New Roman" w:hAnsi="Times New Roman" w:cs="Times New Roman"/>
+          <w:bCs/>
+          <w:sz w:val="24"/>
+          <w:szCs w:val="24"/>
+        </w:rPr>
+        <w:t>utilizzando il metodo descritto sopra</w:t>
+      </w:r>
+      <w:r>
+        <w:rPr>
+          <w:rFonts w:ascii="Times New Roman" w:hAnsi="Times New Roman" w:cs="Times New Roman"/>
+          <w:bCs/>
+          <w:sz w:val="24"/>
+          <w:szCs w:val="24"/>
+        </w:rPr>
+        <w:t xml:space="preserve"> e costruisce una matrice di similarità coseno tra tutti i vettori ottenuti. Da questa matrice viene poi calcolata la media delle similarità (considerando solo la parte superiore della matrice, per evitare duplicati e autosimilarità), che rappresenta quanto semanticamente simili sono, in media, le definizioni all’interno della categoria. </w:t>
       </w:r>
       <w:r>
         <w:rPr>
@@ -2800,17 +2869,6 @@
     <w:p>
       <w:pPr>
         <w:rPr>
-          <w:rFonts w:ascii="Consolas" w:hAnsi="Consolas" w:cs="Times New Roman"/>
-          <w:b/>
-          <w:bCs/>
-          <w:sz w:val="24"/>
-          <w:szCs w:val="24"/>
-        </w:rPr>
-      </w:pPr>
-    </w:p>
-    <w:p>
-      <w:pPr>
-        <w:rPr>
           <w:rFonts w:ascii="Times New Roman" w:hAnsi="Times New Roman" w:cs="Times New Roman"/>
           <w:b/>
           <w:sz w:val="24"/>
@@ -3061,16 +3119,6 @@
         </w:rPr>
         <w:t>) Concreto Vs Astratto</w:t>
       </w:r>
-    </w:p>
-    <w:p>
-      <w:pPr>
-        <w:pStyle w:val="Paragrafoelenco"/>
-        <w:ind w:left="0"/>
-        <w:rPr>
-          <w:sz w:val="28"/>
-          <w:szCs w:val="28"/>
-        </w:rPr>
-      </w:pPr>
     </w:p>
     <w:p>
       <w:pPr>
@@ -3290,6 +3338,16 @@
     <w:p>
       <w:pPr>
         <w:pStyle w:val="Paragrafoelenco"/>
+        <w:ind w:left="-90"/>
+        <w:rPr>
+          <w:sz w:val="28"/>
+          <w:szCs w:val="28"/>
+        </w:rPr>
+      </w:pPr>
+    </w:p>
+    <w:p>
+      <w:pPr>
+        <w:pStyle w:val="Paragrafoelenco"/>
         <w:numPr>
           <w:ilvl w:val="0"/>
           <w:numId w:val="4"/>
@@ -3306,6 +3364,7 @@
           <w:sz w:val="28"/>
           <w:szCs w:val="28"/>
         </w:rPr>
+        <w:lastRenderedPageBreak/>
         <w:t>Conclusioni</w:t>
       </w:r>
     </w:p>
@@ -3348,7 +3407,7 @@
           <w:sz w:val="24"/>
           <w:szCs w:val="24"/>
         </w:rPr>
-        <w:t>Nel confronto tra i risultati ottenuti attraverso la similarità lessicale e quelli derivati dalla similarità semantica, si osserva una tendenza sistematica: i valori calcolati con la misura semantica risultano mediamente più alti rispetto a quelli ottenuti con la misura lessicale. Questo fenomeno può essere spiegato considerando la natura delle due metriche. La similarità lessicale si basa sul confronto diretto tra i lemmi delle definizioni, considerando come simili soltanto quelle che condividono esplicitamente le stesse parole. Questo approccio</w:t>
+        <w:t>Nel confronto tra i risultati ottenuti attraverso la similarità lessicale e quelli derivati dalla similarità semantica si osserva una tendenza sistematica: i valori calcolati con la misura semantica risultano mediamente più alti rispetto a quelli ottenuti con la misura lessicale. Questo fenomeno può essere spiegato considerando la natura delle due metriche. La similarità lessicale si basa sul confronto diretto tra i lemmi delle definizioni, considerando come simili soltanto quelle che condividono esplicitamente le stesse parole. Questo approccio</w:t>
       </w:r>
       <w:r>
         <w:rPr>

--- a/PARTE TERZA_DI CARO/LAB2_TNL3/Relazione _LAB2.docx
+++ b/PARTE TERZA_DI CARO/LAB2_TNL3/Relazione _LAB2.docx
@@ -16,7 +16,7 @@
           <w:lang w:eastAsia="it-IT"/>
         </w:rPr>
         <w:drawing>
-          <wp:anchor distT="0" distB="0" distL="114300" distR="114300" simplePos="0" relativeHeight="251659264" behindDoc="0" locked="0" layoutInCell="1" allowOverlap="1" wp14:anchorId="6A975F5F" wp14:editId="6AAE990E">
+          <wp:anchor distT="0" distB="0" distL="114300" distR="114300" simplePos="0" relativeHeight="251659264" behindDoc="0" locked="0" layoutInCell="1" allowOverlap="1" wp14:anchorId="6A975F5F" wp14:editId="7D351201">
             <wp:simplePos x="0" y="0"/>
             <wp:positionH relativeFrom="margin">
               <wp:align>center</wp:align>
@@ -835,29 +835,7 @@
           <w:sz w:val="24"/>
           <w:szCs w:val="24"/>
         </w:rPr>
-        <w:t xml:space="preserve"> complessa soprattutto quando il termine ha un significato astratto o generic</w:t>
-      </w:r>
-    </w:p>
-    <w:p>
-      <w:pPr>
-        <w:pStyle w:val="Paragrafoelenco"/>
-        <w:ind w:left="0"/>
-        <w:jc w:val="both"/>
-        <w:rPr>
-          <w:rFonts w:ascii="Times New Roman" w:hAnsi="Times New Roman" w:cs="Times New Roman"/>
-          <w:bCs/>
-          <w:sz w:val="24"/>
-          <w:szCs w:val="24"/>
-        </w:rPr>
-      </w:pPr>
-      <w:r>
-        <w:rPr>
-          <w:rFonts w:ascii="Times New Roman" w:hAnsi="Times New Roman" w:cs="Times New Roman"/>
-          <w:bCs/>
-          <w:sz w:val="24"/>
-          <w:szCs w:val="24"/>
-        </w:rPr>
-        <w:t>o. Una prima evidenza di questa difficoltà emerge osservando le definizioni annotate: nonostante si riferiscano agli stessi concetti, esse risultano spesso molto eterogenee tra loro.</w:t>
+        <w:t xml:space="preserve"> complessa soprattutto quando il termine ha un significato astratto o generico. Una prima evidenza di questa difficoltà emerge osservando le definizioni annotate: nonostante si riferiscano agli stessi concetti, esse risultano spesso molto eterogenee tra loro.</w:t>
       </w:r>
     </w:p>
     <w:p>
@@ -987,7 +965,29 @@
           <w:sz w:val="24"/>
           <w:szCs w:val="24"/>
         </w:rPr>
-        <w:t>utils.py:</w:t>
+        <w:t>util</w:t>
+      </w:r>
+      <w:r>
+        <w:rPr>
+          <w:rFonts w:ascii="Times New Roman" w:hAnsi="Times New Roman" w:cs="Times New Roman"/>
+          <w:bCs/>
+          <w:i/>
+          <w:iCs/>
+          <w:sz w:val="24"/>
+          <w:szCs w:val="24"/>
+        </w:rPr>
+        <w:t>ity</w:t>
+      </w:r>
+      <w:r>
+        <w:rPr>
+          <w:rFonts w:ascii="Times New Roman" w:hAnsi="Times New Roman" w:cs="Times New Roman"/>
+          <w:bCs/>
+          <w:i/>
+          <w:iCs/>
+          <w:sz w:val="24"/>
+          <w:szCs w:val="24"/>
+        </w:rPr>
+        <w:t>.py:</w:t>
       </w:r>
       <w:r>
         <w:rPr>

--- a/PARTE TERZA_DI CARO/LAB2_TNL3/Relazione _LAB2.docx
+++ b/PARTE TERZA_DI CARO/LAB2_TNL3/Relazione _LAB2.docx
@@ -16,7 +16,7 @@
           <w:lang w:eastAsia="it-IT"/>
         </w:rPr>
         <w:drawing>
-          <wp:anchor distT="0" distB="0" distL="114300" distR="114300" simplePos="0" relativeHeight="251659264" behindDoc="0" locked="0" layoutInCell="1" allowOverlap="1" wp14:anchorId="6A975F5F" wp14:editId="7D351201">
+          <wp:anchor distT="0" distB="0" distL="114300" distR="114300" simplePos="0" relativeHeight="251659264" behindDoc="0" locked="0" layoutInCell="1" allowOverlap="1" wp14:anchorId="6A975F5F" wp14:editId="3391915A">
             <wp:simplePos x="0" y="0"/>
             <wp:positionH relativeFrom="margin">
               <wp:align>center</wp:align>
@@ -3013,15 +3013,14 @@
           <w:rFonts w:ascii="Consolas" w:hAnsi="Consolas" w:cs="Times New Roman"/>
           <w:b/>
           <w:bCs/>
-          <w:noProof/>
           <w:sz w:val="24"/>
           <w:szCs w:val="24"/>
         </w:rPr>
         <w:drawing>
-          <wp:inline distT="0" distB="0" distL="0" distR="0" wp14:anchorId="34372E84" wp14:editId="21D9D026">
-            <wp:extent cx="5943600" cy="499745"/>
-            <wp:effectExtent l="0" t="0" r="0" b="0"/>
-            <wp:docPr id="1121323060" name="Immagine 1"/>
+          <wp:inline distT="0" distB="0" distL="0" distR="0" wp14:anchorId="650F94F1" wp14:editId="522D6BE8">
+            <wp:extent cx="5943600" cy="741680"/>
+            <wp:effectExtent l="0" t="0" r="0" b="1270"/>
+            <wp:docPr id="1405963410" name="Immagine 1"/>
             <wp:cNvGraphicFramePr>
               <a:graphicFrameLocks xmlns:a="http://schemas.openxmlformats.org/drawingml/2006/main" noChangeAspect="1"/>
             </wp:cNvGraphicFramePr>
@@ -3029,7 +3028,7 @@
               <a:graphicData uri="http://schemas.openxmlformats.org/drawingml/2006/picture">
                 <pic:pic xmlns:pic="http://schemas.openxmlformats.org/drawingml/2006/picture">
                   <pic:nvPicPr>
-                    <pic:cNvPr id="1121323060" name=""/>
+                    <pic:cNvPr id="1405963410" name=""/>
                     <pic:cNvPicPr/>
                   </pic:nvPicPr>
                   <pic:blipFill>
@@ -3041,7 +3040,7 @@
                   <pic:spPr>
                     <a:xfrm>
                       <a:off x="0" y="0"/>
-                      <a:ext cx="5943600" cy="499745"/>
+                      <a:ext cx="5943600" cy="741680"/>
                     </a:xfrm>
                     <a:prstGeom prst="rect">
                       <a:avLst/>
@@ -3131,15 +3130,14 @@
       </w:pPr>
       <w:r>
         <w:rPr>
-          <w:noProof/>
           <w:sz w:val="28"/>
           <w:szCs w:val="28"/>
         </w:rPr>
         <w:drawing>
-          <wp:inline distT="0" distB="0" distL="0" distR="0" wp14:anchorId="4101FE6C" wp14:editId="537DB21D">
-            <wp:extent cx="5934944" cy="678180"/>
-            <wp:effectExtent l="0" t="0" r="8890" b="7620"/>
-            <wp:docPr id="1835572757" name="Immagine 1"/>
+          <wp:inline distT="0" distB="0" distL="0" distR="0" wp14:anchorId="33CA18ED" wp14:editId="145A1467">
+            <wp:extent cx="5943600" cy="678815"/>
+            <wp:effectExtent l="0" t="0" r="0" b="6985"/>
+            <wp:docPr id="204838159" name="Immagine 1"/>
             <wp:cNvGraphicFramePr>
               <a:graphicFrameLocks xmlns:a="http://schemas.openxmlformats.org/drawingml/2006/main" noChangeAspect="1"/>
             </wp:cNvGraphicFramePr>
@@ -3147,32 +3145,23 @@
               <a:graphicData uri="http://schemas.openxmlformats.org/drawingml/2006/picture">
                 <pic:pic xmlns:pic="http://schemas.openxmlformats.org/drawingml/2006/picture">
                   <pic:nvPicPr>
-                    <pic:cNvPr id="1835572757" name=""/>
+                    <pic:cNvPr id="204838159" name=""/>
                     <pic:cNvPicPr/>
                   </pic:nvPicPr>
-                  <pic:blipFill rotWithShape="1">
+                  <pic:blipFill>
                     <a:blip r:embed="rId20"/>
-                    <a:srcRect l="1268" t="71053"/>
                     <a:stretch>
                       <a:fillRect/>
                     </a:stretch>
                   </pic:blipFill>
-                  <pic:spPr bwMode="auto">
+                  <pic:spPr>
                     <a:xfrm>
                       <a:off x="0" y="0"/>
-                      <a:ext cx="5990646" cy="684545"/>
+                      <a:ext cx="5943600" cy="678815"/>
                     </a:xfrm>
                     <a:prstGeom prst="rect">
                       <a:avLst/>
                     </a:prstGeom>
-                    <a:ln>
-                      <a:noFill/>
-                    </a:ln>
-                    <a:extLst>
-                      <a:ext uri="{53640926-AAD7-44D8-BBD7-CCE9431645EC}">
-                        <a14:shadowObscured xmlns:a14="http://schemas.microsoft.com/office/drawing/2010/main"/>
-                      </a:ext>
-                    </a:extLst>
                   </pic:spPr>
                 </pic:pic>
               </a:graphicData>
@@ -3279,9 +3268,9 @@
           <w:szCs w:val="28"/>
         </w:rPr>
         <w:drawing>
-          <wp:inline distT="0" distB="0" distL="0" distR="0" wp14:anchorId="257FD9D2" wp14:editId="18140586">
-            <wp:extent cx="5943600" cy="471805"/>
-            <wp:effectExtent l="0" t="0" r="0" b="4445"/>
+          <wp:inline distT="0" distB="0" distL="0" distR="0" wp14:anchorId="257FD9D2" wp14:editId="64A159AA">
+            <wp:extent cx="5938520" cy="471402"/>
+            <wp:effectExtent l="0" t="0" r="5080" b="5080"/>
             <wp:docPr id="138338925" name="Immagine 1"/>
             <wp:cNvGraphicFramePr>
               <a:graphicFrameLocks xmlns:a="http://schemas.openxmlformats.org/drawingml/2006/main" noChangeAspect="1"/>
@@ -3302,7 +3291,7 @@
                   <pic:spPr>
                     <a:xfrm>
                       <a:off x="0" y="0"/>
-                      <a:ext cx="5943600" cy="471805"/>
+                      <a:ext cx="5985179" cy="475106"/>
                     </a:xfrm>
                     <a:prstGeom prst="rect">
                       <a:avLst/>
@@ -3327,18 +3316,6 @@
     </w:p>
     <w:p>
       <w:pPr>
-        <w:pStyle w:val="Paragrafoelenco"/>
-        <w:ind w:left="-90"/>
-        <w:rPr>
-          <w:sz w:val="28"/>
-          <w:szCs w:val="28"/>
-        </w:rPr>
-      </w:pPr>
-    </w:p>
-    <w:p>
-      <w:pPr>
-        <w:pStyle w:val="Paragrafoelenco"/>
-        <w:ind w:left="-90"/>
         <w:rPr>
           <w:sz w:val="28"/>
           <w:szCs w:val="28"/>
